--- a/03_Outputs/final scripts/en/Module 1/1.0.-1-en.docx
+++ b/03_Outputs/final scripts/en/Module 1/1.0.-1-en.docx
@@ -113,7 +113,7 @@
         <w:t>In this first module, you’ll learn why energy is far more than infrastructure — it’s the engine of sustainable development, climate resilience, and social justice.</w:t>
       </w:r>
     </w:p>
-    <w:p xmlns:wp14="http://schemas.microsoft.com/office/word/2010/wordml" wp14:paraId="5BA34F55" wp14:textId="33BF76CE">
+    <w:p xmlns:wp14="http://schemas.microsoft.com/office/word/2010/wordml" wp14:paraId="5BA34F55" wp14:textId="23CC9AFC">
       <w:pPr>
         <w:spacing w:before="240" w:beforeAutospacing="off" w:after="240" w:afterAutospacing="off"/>
         <w:jc w:val="left"/>
@@ -164,10 +164,78 @@
           <w:szCs w:val="22"/>
           <w:lang w:val="en-US"/>
         </w:rPr>
-        <w:t xml:space="preserve"> explore the critical role of energy in achieving the Sustainable Development Goals, especially SDG 7: ensuring access to affordable, reliable, sustainable, and modern energy for all. </w:t>
+        <w:t xml:space="preserve"> explore the critical role of energy in achieving the Sustainable Development Goals, </w:t>
+      </w:r>
+      <w:r>
+        <w:rPr>
+          <w:rFonts w:ascii="Aptos" w:hAnsi="Aptos" w:eastAsia="Aptos" w:cs="Aptos"/>
+          <w:b w:val="0"/>
+          <w:bCs w:val="0"/>
+          <w:i w:val="0"/>
+          <w:iCs w:val="0"/>
+          <w:caps w:val="0"/>
+          <w:smallCaps w:val="0"/>
+          <w:noProof w:val="0"/>
+          <w:color w:val="000000" w:themeColor="text1" w:themeTint="FF" w:themeShade="FF"/>
+          <w:sz w:val="22"/>
+          <w:szCs w:val="22"/>
+          <w:lang w:val="en-US"/>
+        </w:rPr>
+        <w:t xml:space="preserve">based on the integrated </w:t>
+      </w:r>
+      <w:r>
+        <w:rPr>
+          <w:rFonts w:ascii="Aptos" w:hAnsi="Aptos" w:eastAsia="Aptos" w:cs="Aptos"/>
+          <w:b w:val="0"/>
+          <w:bCs w:val="0"/>
+          <w:i w:val="0"/>
+          <w:iCs w:val="0"/>
+          <w:caps w:val="0"/>
+          <w:smallCaps w:val="0"/>
+          <w:noProof w:val="0"/>
+          <w:color w:val="000000" w:themeColor="text1" w:themeTint="FF" w:themeShade="FF"/>
+          <w:sz w:val="22"/>
+          <w:szCs w:val="22"/>
+          <w:lang w:val="en-US"/>
+        </w:rPr>
+        <w:t>benefits</w:t>
+      </w:r>
+      <w:r>
+        <w:rPr>
+          <w:rFonts w:ascii="Aptos" w:hAnsi="Aptos" w:eastAsia="Aptos" w:cs="Aptos"/>
+          <w:b w:val="0"/>
+          <w:bCs w:val="0"/>
+          <w:i w:val="0"/>
+          <w:iCs w:val="0"/>
+          <w:caps w:val="0"/>
+          <w:smallCaps w:val="0"/>
+          <w:noProof w:val="0"/>
+          <w:color w:val="000000" w:themeColor="text1" w:themeTint="FF" w:themeShade="FF"/>
+          <w:sz w:val="22"/>
+          <w:szCs w:val="22"/>
+          <w:lang w:val="en-US"/>
+        </w:rPr>
+        <w:t xml:space="preserve"> brought by </w:t>
+      </w:r>
+      <w:r>
+        <w:rPr>
+          <w:rFonts w:ascii="Aptos" w:hAnsi="Aptos" w:eastAsia="Aptos" w:cs="Aptos"/>
+          <w:b w:val="0"/>
+          <w:bCs w:val="0"/>
+          <w:i w:val="0"/>
+          <w:iCs w:val="0"/>
+          <w:caps w:val="0"/>
+          <w:smallCaps w:val="0"/>
+          <w:noProof w:val="0"/>
+          <w:color w:val="000000" w:themeColor="text1" w:themeTint="FF" w:themeShade="FF"/>
+          <w:sz w:val="22"/>
+          <w:szCs w:val="22"/>
+          <w:lang w:val="en-US"/>
+        </w:rPr>
+        <w:t xml:space="preserve">SDG 7: ensuring access to affordable, reliable, sustainable, and modern energy for all. </w:t>
       </w:r>
     </w:p>
-    <w:p xmlns:wp14="http://schemas.microsoft.com/office/word/2010/wordml" wp14:paraId="2B3BEB4F" wp14:textId="200E92FF">
+    <w:p xmlns:wp14="http://schemas.microsoft.com/office/word/2010/wordml" wp14:paraId="2B3BEB4F" wp14:textId="3614BD09">
       <w:pPr>
         <w:spacing w:before="240" w:beforeAutospacing="off" w:after="240" w:afterAutospacing="off"/>
         <w:jc w:val="left"/>
@@ -218,7 +286,7 @@
           <w:szCs w:val="22"/>
           <w:lang w:val="en-US"/>
         </w:rPr>
-        <w:t xml:space="preserve"> also see how and how diverse sectors — from finance and health to governance and gender — are all connected through energy.</w:t>
+        <w:t xml:space="preserve"> also see how diverse sectors — from finance and health to governance and gender — are all connected through energy.</w:t>
       </w:r>
     </w:p>
     <w:p xmlns:wp14="http://schemas.microsoft.com/office/word/2010/wordml" wp14:paraId="6C89A80A" wp14:textId="769A2322">
@@ -1389,8 +1457,8 @@
 </file>
 
 <file path=customXml/item1.xml><?xml version="1.0" encoding="utf-8"?>
-<ct:contentTypeSchema xmlns:ct="http://schemas.microsoft.com/office/2006/metadata/contentType" xmlns:ma="http://schemas.microsoft.com/office/2006/metadata/properties/metaAttributes" ct:_="" ma:_="" ma:contentTypeName="Document" ma:contentTypeID="0x01010098970033F315F542A2D9640B7CC02236" ma:contentTypeVersion="16" ma:contentTypeDescription="Create a new document." ma:contentTypeScope="" ma:versionID="94449e8ff35cec47b43afd2e381d9e90">
-  <xsd:schema xmlns:xsd="http://www.w3.org/2001/XMLSchema" xmlns:xs="http://www.w3.org/2001/XMLSchema" xmlns:p="http://schemas.microsoft.com/office/2006/metadata/properties" xmlns:ns2="b0bf4113-6f4a-4f3e-b5bb-503c4d9102e3" xmlns:ns3="c8670835-afc4-4376-8ae0-1ffed5b27e6b" targetNamespace="http://schemas.microsoft.com/office/2006/metadata/properties" ma:root="true" ma:fieldsID="f7f21ad7dc1dad656b5a5a7699096a32" ns2:_="" ns3:_="">
+<ct:contentTypeSchema xmlns:ct="http://schemas.microsoft.com/office/2006/metadata/contentType" xmlns:ma="http://schemas.microsoft.com/office/2006/metadata/properties/metaAttributes" ct:_="" ma:_="" ma:contentTypeName="Document" ma:contentTypeID="0x01010098970033F315F542A2D9640B7CC02236" ma:contentTypeVersion="16" ma:contentTypeDescription="Create a new document." ma:contentTypeScope="" ma:versionID="53c703163abf5028ca1572cdbbdfb0d9">
+  <xsd:schema xmlns:xsd="http://www.w3.org/2001/XMLSchema" xmlns:xs="http://www.w3.org/2001/XMLSchema" xmlns:p="http://schemas.microsoft.com/office/2006/metadata/properties" xmlns:ns2="b0bf4113-6f4a-4f3e-b5bb-503c4d9102e3" xmlns:ns3="c8670835-afc4-4376-8ae0-1ffed5b27e6b" targetNamespace="http://schemas.microsoft.com/office/2006/metadata/properties" ma:root="true" ma:fieldsID="91aa92df09b3f9a6477c84a51e3c9412" ns2:_="" ns3:_="">
     <xsd:import namespace="b0bf4113-6f4a-4f3e-b5bb-503c4d9102e3"/>
     <xsd:import namespace="c8670835-afc4-4376-8ae0-1ffed5b27e6b"/>
     <xsd:element name="properties">
@@ -1650,7 +1718,7 @@
 </file>
 
 <file path=customXml/itemProps1.xml><?xml version="1.0" encoding="utf-8"?>
-<ds:datastoreItem xmlns:ds="http://schemas.openxmlformats.org/officeDocument/2006/customXml" ds:itemID="{E9513308-E86B-42DF-90D8-BCAB696DCB46}"/>
+<ds:datastoreItem xmlns:ds="http://schemas.openxmlformats.org/officeDocument/2006/customXml" ds:itemID="{778859C8-D762-4495-A6AF-B4D69C546010}"/>
 </file>
 
 <file path=customXml/itemProps2.xml><?xml version="1.0" encoding="utf-8"?>
